--- a/latestCV/Maninder-Singh-Senior-Software-Engineer.docx
+++ b/latestCV/Maninder-Singh-Senior-Software-Engineer.docx
@@ -69,7 +69,7 @@
         </w:rPr>
         <w:t xml:space="preserve">  |  </w:t>
       </w:r>
-      <w:hyperlink w:history="1" r:id="rIdy6znnxv-vp7kbeyiuul_r">
+      <w:hyperlink w:history="1" r:id="rId5r_yvivpnt8nc_ayjukta">
         <w:r>
           <w:rPr>
             <w:b/>
@@ -91,7 +91,7 @@
         </w:rPr>
         <w:t xml:space="preserve">  |  </w:t>
       </w:r>
-      <w:hyperlink w:history="1" r:id="rId4y44pf73khpnwnmbgnr74">
+      <w:hyperlink w:history="1" r:id="rIdqz8he9tvzomd6zpebrvtu">
         <w:r>
           <w:rPr>
             <w:b/>
@@ -171,7 +171,7 @@
           <w:szCs w:val="20"/>
           <w:rFonts w:ascii="Calibri" w:cs="Calibri" w:eastAsia="Calibri" w:hAnsi="Calibri"/>
         </w:rPr>
-        <w:t xml:space="preserve">13 years of experience</w:t>
+        <w:t xml:space="preserve">11 years of experience</w:t>
       </w:r>
       <w:r>
         <w:rPr>
@@ -1030,148 +1030,41 @@
     </w:p>
     <w:p>
       <w:pPr>
-        <w:pStyle w:val="Heading3"/>
-        <w:tabs>
-          <w:tab w:val="right" w:pos="10180"/>
-        </w:tabs>
-        <w:spacing w:before="110" w:after="0"/>
-        <w:outlineLvl w:val="2"/>
-      </w:pPr>
-      <w:r>
-        <w:rPr>
-          <w:b/>
-          <w:bCs/>
-          <w:u w:val="single" w:color="5B4B8A"/>
-          <w:color w:val="5B4B8A"/>
-          <w:sz w:val="21"/>
-          <w:szCs w:val="21"/>
-          <w:caps/>
-          <w:rFonts w:ascii="Calibri" w:cs="Calibri" w:eastAsia="Calibri" w:hAnsi="Calibri"/>
-        </w:rPr>
-        <w:t xml:space="preserve">Software Developer</w:t>
-      </w:r>
-      <w:r>
-        <w:rPr>
-          <w:color w:val="7A68B0"/>
-          <w:sz w:val="20"/>
-          <w:szCs w:val="20"/>
-          <w:rFonts w:ascii="Calibri" w:cs="Calibri" w:eastAsia="Calibri" w:hAnsi="Calibri"/>
-        </w:rPr>
-        <w:t xml:space="preserve"> </w:t>
-        <w:tab/>
-        <w:t xml:space="preserve"> July 2013 - September 2015</w:t>
-      </w:r>
-    </w:p>
-    <w:p>
-      <w:pPr>
-        <w:spacing w:after="50"/>
-      </w:pPr>
-      <w:r>
-        <w:rPr>
-          <w:color w:val="7A68B0"/>
-          <w:sz w:val="20"/>
-          <w:szCs w:val="20"/>
-          <w:rFonts w:ascii="Calibri" w:cs="Calibri" w:eastAsia="Calibri" w:hAnsi="Calibri"/>
-        </w:rPr>
-        <w:t xml:space="preserve">Vertex Info Solutions, Chandigarh, India</w:t>
-      </w:r>
-    </w:p>
-    <w:p>
-      <w:pPr>
-        <w:pStyle w:val="ListParagraph"/>
-        <w:numPr>
-          <w:ilvl w:val="0"/>
-          <w:numId w:val="2"/>
-        </w:numPr>
-        <w:spacing w:after="20"/>
-      </w:pPr>
-      <w:r>
-        <w:rPr>
-          <w:color w:val="222222"/>
-          <w:sz w:val="20"/>
-          <w:szCs w:val="20"/>
-          <w:rFonts w:ascii="Calibri" w:cs="Calibri" w:eastAsia="Calibri" w:hAnsi="Calibri"/>
-        </w:rPr>
-        <w:t xml:space="preserve">Built custom </w:t>
-      </w:r>
-      <w:r>
-        <w:rPr>
-          <w:b/>
-          <w:bCs/>
-          <w:color w:val="222222"/>
-          <w:sz w:val="20"/>
-          <w:szCs w:val="20"/>
-          <w:rFonts w:ascii="Calibri" w:cs="Calibri" w:eastAsia="Calibri" w:hAnsi="Calibri"/>
-        </w:rPr>
-        <w:t xml:space="preserve">core PHP</w:t>
-      </w:r>
-      <w:r>
-        <w:rPr>
-          <w:color w:val="222222"/>
-          <w:sz w:val="20"/>
-          <w:szCs w:val="20"/>
-          <w:rFonts w:ascii="Calibri" w:cs="Calibri" w:eastAsia="Calibri" w:hAnsi="Calibri"/>
-        </w:rPr>
-        <w:t xml:space="preserve"> and MySQL applications with payment gateway integrations, including an online estimate form of </w:t>
-      </w:r>
-      <w:r>
-        <w:rPr>
-          <w:b/>
-          <w:bCs/>
-          <w:color w:val="222222"/>
-          <w:sz w:val="20"/>
-          <w:szCs w:val="20"/>
-          <w:rFonts w:ascii="Calibri" w:cs="Calibri" w:eastAsia="Calibri" w:hAnsi="Calibri"/>
-        </w:rPr>
-        <w:t xml:space="preserve">150+ fields</w:t>
-      </w:r>
-      <w:r>
-        <w:rPr>
-          <w:color w:val="222222"/>
-          <w:sz w:val="20"/>
-          <w:szCs w:val="20"/>
-          <w:rFonts w:ascii="Calibri" w:cs="Calibri" w:eastAsia="Calibri" w:hAnsi="Calibri"/>
-        </w:rPr>
-        <w:t xml:space="preserve"> with an admin workflow.</w:t>
-      </w:r>
-    </w:p>
-    <w:p>
-      <w:pPr>
-        <w:pStyle w:val="ListParagraph"/>
-        <w:numPr>
-          <w:ilvl w:val="0"/>
-          <w:numId w:val="2"/>
-        </w:numPr>
-        <w:spacing w:after="20"/>
-      </w:pPr>
-      <w:r>
-        <w:rPr>
-          <w:color w:val="222222"/>
-          <w:sz w:val="20"/>
-          <w:szCs w:val="20"/>
-          <w:rFonts w:ascii="Calibri" w:cs="Calibri" w:eastAsia="Calibri" w:hAnsi="Calibri"/>
-        </w:rPr>
-        <w:t xml:space="preserve">Developed </w:t>
-      </w:r>
-      <w:r>
-        <w:rPr>
-          <w:b/>
-          <w:bCs/>
-          <w:color w:val="222222"/>
-          <w:sz w:val="20"/>
-          <w:szCs w:val="20"/>
-          <w:rFonts w:ascii="Calibri" w:cs="Calibri" w:eastAsia="Calibri" w:hAnsi="Calibri"/>
-        </w:rPr>
-        <w:t xml:space="preserve">WordPress</w:t>
-      </w:r>
-      <w:r>
-        <w:rPr>
-          <w:color w:val="222222"/>
-          <w:sz w:val="20"/>
-          <w:szCs w:val="20"/>
-          <w:rFonts w:ascii="Calibri" w:cs="Calibri" w:eastAsia="Calibri" w:hAnsi="Calibri"/>
-        </w:rPr>
-        <w:t xml:space="preserve"> sites with custom themes and plugins for client projects.</w:t>
+        <w:pStyle w:val="ListParagraph"/>
+        <w:numPr>
+          <w:ilvl w:val="0"/>
+          <w:numId w:val="2"/>
+        </w:numPr>
+        <w:spacing w:after="20"/>
+      </w:pPr>
+      <w:r>
+        <w:rPr>
+          <w:color w:val="222222"/>
+          <w:sz w:val="20"/>
+          <w:szCs w:val="20"/>
+          <w:rFonts w:ascii="Calibri" w:cs="Calibri" w:eastAsia="Calibri" w:hAnsi="Calibri"/>
+        </w:rPr>
+        <w:t xml:space="preserve">Built a WordPress </w:t>
+      </w:r>
+      <w:r>
+        <w:rPr>
+          <w:b/>
+          <w:bCs/>
+          <w:color w:val="222222"/>
+          <w:sz w:val="20"/>
+          <w:szCs w:val="20"/>
+          <w:rFonts w:ascii="Calibri" w:cs="Calibri" w:eastAsia="Calibri" w:hAnsi="Calibri"/>
+        </w:rPr>
+        <w:t xml:space="preserve">multisite management plugin</w:t>
+      </w:r>
+      <w:r>
+        <w:rPr>
+          <w:color w:val="222222"/>
+          <w:sz w:val="20"/>
+          <w:szCs w:val="20"/>
+          <w:rFonts w:ascii="Calibri" w:cs="Calibri" w:eastAsia="Calibri" w:hAnsi="Calibri"/>
+        </w:rPr>
+        <w:t xml:space="preserve"> (wpempirebuilder.com) with one-click setup, domain mapping, cPanel integration and bulk theme and plugin activation.</w:t>
       </w:r>
     </w:p>
     <w:p>
@@ -1222,7 +1115,7 @@
         </w:numPr>
         <w:spacing w:after="20"/>
       </w:pPr>
-      <w:hyperlink w:history="1" r:id="rIdkhehpjpoe9lyt7yitt4_r">
+      <w:hyperlink w:history="1" r:id="rIdamahwk0s7_kqed6177zrp">
         <w:r>
           <w:rPr>
             <w:b/>
@@ -1254,7 +1147,7 @@
         </w:numPr>
         <w:spacing w:after="20"/>
       </w:pPr>
-      <w:hyperlink w:history="1" r:id="rIdzulzwwrl4_urzdtwskmcm">
+      <w:hyperlink w:history="1" r:id="rIdrcqauf_a-8qscdqwuvwt8">
         <w:r>
           <w:rPr>
             <w:b/>
@@ -1286,7 +1179,7 @@
         </w:numPr>
         <w:spacing w:after="20"/>
       </w:pPr>
-      <w:hyperlink w:history="1" r:id="rIdbrhy7an4mvgtw5s61pmgz">
+      <w:hyperlink w:history="1" r:id="rIdpguau7gi61mb2v0cigm5a">
         <w:r>
           <w:rPr>
             <w:b/>
@@ -1334,7 +1227,7 @@
         </w:numPr>
         <w:spacing w:after="20"/>
       </w:pPr>
-      <w:hyperlink w:history="1" r:id="rId7pr5alp89ontrbizt3vqy">
+      <w:hyperlink w:history="1" r:id="rIde4el0pm696cts3y8p8i5i">
         <w:r>
           <w:rPr>
             <w:b/>
@@ -1366,7 +1259,7 @@
         </w:numPr>
         <w:spacing w:after="20"/>
       </w:pPr>
-      <w:hyperlink w:history="1" r:id="rIdvixjbw371jhadhrepitq4">
+      <w:hyperlink w:history="1" r:id="rIdpev6nd-w-74vazyvbtks6">
         <w:r>
           <w:rPr>
             <w:b/>
@@ -1398,7 +1291,7 @@
         </w:numPr>
         <w:spacing w:after="20"/>
       </w:pPr>
-      <w:hyperlink w:history="1" r:id="rIdzaxpnhaso-6dpauwvktzk">
+      <w:hyperlink w:history="1" r:id="rIdmjxi3cy3i3zfqb_p0sacl">
         <w:r>
           <w:rPr>
             <w:b/>
@@ -1430,7 +1323,7 @@
         </w:numPr>
         <w:spacing w:after="20"/>
       </w:pPr>
-      <w:hyperlink w:history="1" r:id="rIdzrme9el_xe54pxtdqzq3h">
+      <w:hyperlink w:history="1" r:id="rIdtgjulwnengj7ud6yxmr2d">
         <w:r>
           <w:rPr>
             <w:b/>
@@ -1462,7 +1355,7 @@
         </w:numPr>
         <w:spacing w:after="20"/>
       </w:pPr>
-      <w:hyperlink w:history="1" r:id="rIdgnvzz53x4vubdll6e-byy">
+      <w:hyperlink w:history="1" r:id="rIdbmewg-2jgdpl2z7pn-mtj">
         <w:r>
           <w:rPr>
             <w:b/>
@@ -1494,7 +1387,7 @@
         </w:numPr>
         <w:spacing w:after="20"/>
       </w:pPr>
-      <w:hyperlink w:history="1" r:id="rId6owrhnirdupyfsiv8ok42">
+      <w:hyperlink w:history="1" r:id="rIdlnbm4j1dsrjm5yyackxkd">
         <w:r>
           <w:rPr>
             <w:b/>
@@ -1542,7 +1435,7 @@
         </w:numPr>
         <w:spacing w:after="20"/>
       </w:pPr>
-      <w:hyperlink w:history="1" r:id="rId0j_uo_loys3nqvwcootjo">
+      <w:hyperlink w:history="1" r:id="rId0yezpwx3ggetms91y2ulj">
         <w:r>
           <w:rPr>
             <w:b/>
@@ -1574,7 +1467,7 @@
         </w:numPr>
         <w:spacing w:after="20"/>
       </w:pPr>
-      <w:hyperlink w:history="1" r:id="rIdekpx4c2bbelk3lv6he8ck">
+      <w:hyperlink w:history="1" r:id="rIdh_s7kj_yo_ffmzr98fian">
         <w:r>
           <w:rPr>
             <w:b/>
@@ -1606,7 +1499,7 @@
         </w:numPr>
         <w:spacing w:after="20"/>
       </w:pPr>
-      <w:hyperlink w:history="1" r:id="rId9vfz-nd_9ajln5xofiaev">
+      <w:hyperlink w:history="1" r:id="rIdpldtyvy2yorqn32cvdrlw">
         <w:r>
           <w:rPr>
             <w:b/>
@@ -1774,7 +1667,7 @@
         </w:numPr>
         <w:spacing w:after="20"/>
       </w:pPr>
-      <w:hyperlink w:history="1" r:id="rIddtzmjjis5f9tjgs4ykgym">
+      <w:hyperlink w:history="1" r:id="rIdhd5kimo1111ft8htgmodb">
         <w:r>
           <w:rPr>
             <w:b/>
@@ -1806,7 +1699,7 @@
         </w:numPr>
         <w:spacing w:after="20"/>
       </w:pPr>
-      <w:hyperlink w:history="1" r:id="rIdfdj2xrc1tuvbf4ltgnxwm">
+      <w:hyperlink w:history="1" r:id="rIdvpacmdqsdd_pebv40pb5y">
         <w:r>
           <w:rPr>
             <w:b/>
@@ -1854,7 +1747,7 @@
         </w:numPr>
         <w:spacing w:after="20"/>
       </w:pPr>
-      <w:hyperlink w:history="1" r:id="rIdo7zaloqjzwspcmz2baymv">
+      <w:hyperlink w:history="1" r:id="rIdv-orptzughpyr7pfwaekv">
         <w:r>
           <w:rPr>
             <w:b/>
@@ -1886,7 +1779,7 @@
         </w:numPr>
         <w:spacing w:after="20"/>
       </w:pPr>
-      <w:hyperlink w:history="1" r:id="rIdkh95aa11ypjwbk0sunxbw">
+      <w:hyperlink w:history="1" r:id="rIdmstmmjqpscvwlt8pqyrt6">
         <w:r>
           <w:rPr>
             <w:b/>
@@ -1918,7 +1811,7 @@
         </w:numPr>
         <w:spacing w:after="20"/>
       </w:pPr>
-      <w:hyperlink w:history="1" r:id="rIdzr7q20ljwb1ndyon8jiar">
+      <w:hyperlink w:history="1" r:id="rIdfiof8jh88tedjye2v210l">
         <w:r>
           <w:rPr>
             <w:b/>
@@ -1980,7 +1873,7 @@
         </w:numPr>
         <w:spacing w:after="20"/>
       </w:pPr>
-      <w:hyperlink w:history="1" r:id="rIdy5utbg-qdgh2v0pobxhsl">
+      <w:hyperlink w:history="1" r:id="rIdk3osgrglrtq6vmssgovjs">
         <w:r>
           <w:rPr>
             <w:b/>
@@ -2012,7 +1905,7 @@
         </w:numPr>
         <w:spacing w:after="20"/>
       </w:pPr>
-      <w:hyperlink w:history="1" r:id="rIdpl7f1sodty_od_cdxatmt">
+      <w:hyperlink w:history="1" r:id="rIdb_pchtrgfzsylvtu9gfjt">
         <w:r>
           <w:rPr>
             <w:b/>
@@ -2060,7 +1953,7 @@
         </w:numPr>
         <w:spacing w:after="20"/>
       </w:pPr>
-      <w:hyperlink w:history="1" r:id="rIdgixzezouu2ctj2oqvdn_5">
+      <w:hyperlink w:history="1" r:id="rId0smczfryttaipr7h6u8tr">
         <w:r>
           <w:rPr>
             <w:b/>
@@ -2092,7 +1985,7 @@
         </w:numPr>
         <w:spacing w:after="20"/>
       </w:pPr>
-      <w:hyperlink w:history="1" r:id="rIdfj_r9at_vz2ze4ar2q-yi">
+      <w:hyperlink w:history="1" r:id="rIdnu0fywq348s2beirexn6l">
         <w:r>
           <w:rPr>
             <w:b/>
